--- a/Hackathon Proposal.docx
+++ b/Hackathon Proposal.docx
@@ -11138,10 +11138,183 @@
     </w:p>
     <w:p>
       <w:pPr>
-        <w:rPr>
-          <w:lang w:val="en-GB"/>
-        </w:rPr>
-      </w:pPr>
+        <w:pStyle w:val="Heading1"/>
+        <w:rPr>
+          <w:lang w:val="en-GB"/>
+        </w:rPr>
+      </w:pPr>
+      <w:r>
+        <w:rPr>
+          <w:lang w:val="en-GB"/>
+        </w:rPr>
+        <w:t>Findings</w:t>
+      </w:r>
+    </w:p>
+    <w:p>
+      <w:pPr>
+        <w:pStyle w:val="ListParagraph"/>
+        <w:numPr>
+          <w:ilvl w:val="0"/>
+          <w:numId w:val="27"/>
+        </w:numPr>
+        <w:rPr>
+          <w:lang w:val="en-GB"/>
+        </w:rPr>
+      </w:pPr>
+      <w:r>
+        <w:rPr>
+          <w:lang w:val="en-GB"/>
+        </w:rPr>
+        <w:t>Vide Coding</w:t>
+      </w:r>
+    </w:p>
+    <w:p>
+      <w:pPr>
+        <w:pStyle w:val="ListParagraph"/>
+        <w:numPr>
+          <w:ilvl w:val="1"/>
+          <w:numId w:val="27"/>
+        </w:numPr>
+        <w:rPr>
+          <w:lang w:val="en-GB"/>
+        </w:rPr>
+      </w:pPr>
+      <w:r>
+        <w:rPr>
+          <w:lang w:val="en-GB"/>
+        </w:rPr>
+        <w:t xml:space="preserve">You </w:t>
+      </w:r>
+      <w:proofErr w:type="gramStart"/>
+      <w:r>
+        <w:rPr>
+          <w:lang w:val="en-GB"/>
+        </w:rPr>
+        <w:t>have to</w:t>
+      </w:r>
+      <w:proofErr w:type="gramEnd"/>
+      <w:r>
+        <w:rPr>
+          <w:lang w:val="en-GB"/>
+        </w:rPr>
+        <w:t xml:space="preserve"> know what you are building </w:t>
+      </w:r>
+      <w:r>
+        <w:rPr>
+          <w:lang w:val="en-GB"/>
+        </w:rPr>
+        <w:t xml:space="preserve">and understand the frameworks </w:t>
+      </w:r>
+      <w:r>
+        <w:rPr>
+          <w:lang w:val="en-GB"/>
+        </w:rPr>
+        <w:t>to prompt and guide it correctly</w:t>
+      </w:r>
+      <w:r>
+        <w:rPr>
+          <w:lang w:val="en-GB"/>
+        </w:rPr>
+        <w:t xml:space="preserve"> and ensure code quality. </w:t>
+      </w:r>
+      <w:r>
+        <w:rPr>
+          <w:lang w:val="en-GB"/>
+        </w:rPr>
+        <w:t xml:space="preserve">Copilot might produce working </w:t>
+      </w:r>
+      <w:proofErr w:type="gramStart"/>
+      <w:r>
+        <w:rPr>
+          <w:lang w:val="en-GB"/>
+        </w:rPr>
+        <w:t>code, but</w:t>
+      </w:r>
+      <w:proofErr w:type="gramEnd"/>
+      <w:r>
+        <w:rPr>
+          <w:lang w:val="en-GB"/>
+        </w:rPr>
+        <w:t xml:space="preserve"> doesn’t necessarily chose the best options</w:t>
+      </w:r>
+      <w:r>
+        <w:rPr>
+          <w:lang w:val="en-GB"/>
+        </w:rPr>
+        <w:t>.</w:t>
+      </w:r>
+    </w:p>
+    <w:p>
+      <w:pPr>
+        <w:pStyle w:val="ListParagraph"/>
+        <w:numPr>
+          <w:ilvl w:val="1"/>
+          <w:numId w:val="27"/>
+        </w:numPr>
+        <w:rPr>
+          <w:lang w:val="en-GB"/>
+        </w:rPr>
+      </w:pPr>
+      <w:r>
+        <w:rPr>
+          <w:lang w:val="en-GB"/>
+        </w:rPr>
+        <w:t>Vibe coding can help, but it you don’t follow what is generated you can end up with a mess.</w:t>
+      </w:r>
+    </w:p>
+    <w:p>
+      <w:pPr>
+        <w:pStyle w:val="ListParagraph"/>
+        <w:numPr>
+          <w:ilvl w:val="1"/>
+          <w:numId w:val="27"/>
+        </w:numPr>
+        <w:rPr>
+          <w:lang w:val="en-GB"/>
+        </w:rPr>
+      </w:pPr>
+      <w:r>
+        <w:rPr>
+          <w:lang w:val="en-GB"/>
+        </w:rPr>
+        <w:t>Proper setup of AGENT.md, skills and prompts can help.</w:t>
+      </w:r>
+    </w:p>
+    <w:p>
+      <w:pPr>
+        <w:pStyle w:val="ListParagraph"/>
+        <w:numPr>
+          <w:ilvl w:val="0"/>
+          <w:numId w:val="27"/>
+        </w:numPr>
+        <w:rPr>
+          <w:lang w:val="en-GB"/>
+        </w:rPr>
+      </w:pPr>
+      <w:r>
+        <w:rPr>
+          <w:lang w:val="en-GB"/>
+        </w:rPr>
+        <w:t>Harness and loop engineering are essential for agentic solutions</w:t>
+      </w:r>
+    </w:p>
+    <w:p>
+      <w:pPr>
+        <w:pStyle w:val="ListParagraph"/>
+        <w:numPr>
+          <w:ilvl w:val="0"/>
+          <w:numId w:val="27"/>
+        </w:numPr>
+        <w:rPr>
+          <w:lang w:val="en-GB"/>
+        </w:rPr>
+      </w:pPr>
+      <w:r>
+        <w:rPr>
+          <w:lang w:val="en-GB"/>
+        </w:rPr>
+        <w:t>You can increase the abilities by introducing deep agents that can create more extensive plans.</w:t>
+      </w:r>
     </w:p>
     <w:sectPr>
       <w:pgSz w:w="11906" w:h="16838"/>
@@ -12733,6 +12906,119 @@
     </w:lvl>
   </w:abstractNum>
   <w:abstractNum w:abstractNumId="13" w15:restartNumberingAfterBreak="0">
+    <w:nsid w:val="28922819"/>
+    <w:multiLevelType w:val="hybridMultilevel"/>
+    <w:tmpl w:val="EFF8B224"/>
+    <w:lvl w:ilvl="0" w:tplc="08090001">
+      <w:start w:val="1"/>
+      <w:numFmt w:val="bullet"/>
+      <w:lvlText w:val=""/>
+      <w:lvlJc w:val="left"/>
+      <w:pPr>
+        <w:ind w:left="720" w:hanging="360"/>
+      </w:pPr>
+      <w:rPr>
+        <w:rFonts w:ascii="Symbol" w:hAnsi="Symbol" w:hint="default"/>
+      </w:rPr>
+    </w:lvl>
+    <w:lvl w:ilvl="1" w:tplc="08090003">
+      <w:start w:val="1"/>
+      <w:numFmt w:val="bullet"/>
+      <w:lvlText w:val="o"/>
+      <w:lvlJc w:val="left"/>
+      <w:pPr>
+        <w:ind w:left="1440" w:hanging="360"/>
+      </w:pPr>
+      <w:rPr>
+        <w:rFonts w:ascii="Courier New" w:hAnsi="Courier New" w:cs="Courier New" w:hint="default"/>
+      </w:rPr>
+    </w:lvl>
+    <w:lvl w:ilvl="2" w:tplc="08090005" w:tentative="1">
+      <w:start w:val="1"/>
+      <w:numFmt w:val="bullet"/>
+      <w:lvlText w:val=""/>
+      <w:lvlJc w:val="left"/>
+      <w:pPr>
+        <w:ind w:left="2160" w:hanging="360"/>
+      </w:pPr>
+      <w:rPr>
+        <w:rFonts w:ascii="Wingdings" w:hAnsi="Wingdings" w:hint="default"/>
+      </w:rPr>
+    </w:lvl>
+    <w:lvl w:ilvl="3" w:tplc="08090001" w:tentative="1">
+      <w:start w:val="1"/>
+      <w:numFmt w:val="bullet"/>
+      <w:lvlText w:val=""/>
+      <w:lvlJc w:val="left"/>
+      <w:pPr>
+        <w:ind w:left="2880" w:hanging="360"/>
+      </w:pPr>
+      <w:rPr>
+        <w:rFonts w:ascii="Symbol" w:hAnsi="Symbol" w:hint="default"/>
+      </w:rPr>
+    </w:lvl>
+    <w:lvl w:ilvl="4" w:tplc="08090003" w:tentative="1">
+      <w:start w:val="1"/>
+      <w:numFmt w:val="bullet"/>
+      <w:lvlText w:val="o"/>
+      <w:lvlJc w:val="left"/>
+      <w:pPr>
+        <w:ind w:left="3600" w:hanging="360"/>
+      </w:pPr>
+      <w:rPr>
+        <w:rFonts w:ascii="Courier New" w:hAnsi="Courier New" w:cs="Courier New" w:hint="default"/>
+      </w:rPr>
+    </w:lvl>
+    <w:lvl w:ilvl="5" w:tplc="08090005" w:tentative="1">
+      <w:start w:val="1"/>
+      <w:numFmt w:val="bullet"/>
+      <w:lvlText w:val=""/>
+      <w:lvlJc w:val="left"/>
+      <w:pPr>
+        <w:ind w:left="4320" w:hanging="360"/>
+      </w:pPr>
+      <w:rPr>
+        <w:rFonts w:ascii="Wingdings" w:hAnsi="Wingdings" w:hint="default"/>
+      </w:rPr>
+    </w:lvl>
+    <w:lvl w:ilvl="6" w:tplc="08090001" w:tentative="1">
+      <w:start w:val="1"/>
+      <w:numFmt w:val="bullet"/>
+      <w:lvlText w:val=""/>
+      <w:lvlJc w:val="left"/>
+      <w:pPr>
+        <w:ind w:left="5040" w:hanging="360"/>
+      </w:pPr>
+      <w:rPr>
+        <w:rFonts w:ascii="Symbol" w:hAnsi="Symbol" w:hint="default"/>
+      </w:rPr>
+    </w:lvl>
+    <w:lvl w:ilvl="7" w:tplc="08090003" w:tentative="1">
+      <w:start w:val="1"/>
+      <w:numFmt w:val="bullet"/>
+      <w:lvlText w:val="o"/>
+      <w:lvlJc w:val="left"/>
+      <w:pPr>
+        <w:ind w:left="5760" w:hanging="360"/>
+      </w:pPr>
+      <w:rPr>
+        <w:rFonts w:ascii="Courier New" w:hAnsi="Courier New" w:cs="Courier New" w:hint="default"/>
+      </w:rPr>
+    </w:lvl>
+    <w:lvl w:ilvl="8" w:tplc="08090005" w:tentative="1">
+      <w:start w:val="1"/>
+      <w:numFmt w:val="bullet"/>
+      <w:lvlText w:val=""/>
+      <w:lvlJc w:val="left"/>
+      <w:pPr>
+        <w:ind w:left="6480" w:hanging="360"/>
+      </w:pPr>
+      <w:rPr>
+        <w:rFonts w:ascii="Wingdings" w:hAnsi="Wingdings" w:hint="default"/>
+      </w:rPr>
+    </w:lvl>
+  </w:abstractNum>
+  <w:abstractNum w:abstractNumId="14" w15:restartNumberingAfterBreak="0">
     <w:nsid w:val="374348B7"/>
     <w:multiLevelType w:val="hybridMultilevel"/>
     <w:tmpl w:val="A68A965E"/>
@@ -12845,7 +13131,7 @@
       </w:rPr>
     </w:lvl>
   </w:abstractNum>
-  <w:abstractNum w:abstractNumId="14" w15:restartNumberingAfterBreak="0">
+  <w:abstractNum w:abstractNumId="15" w15:restartNumberingAfterBreak="0">
     <w:nsid w:val="3C8A2DCD"/>
     <w:multiLevelType w:val="hybridMultilevel"/>
     <w:tmpl w:val="BCD2524C"/>
@@ -12958,7 +13244,7 @@
       </w:rPr>
     </w:lvl>
   </w:abstractNum>
-  <w:abstractNum w:abstractNumId="15" w15:restartNumberingAfterBreak="0">
+  <w:abstractNum w:abstractNumId="16" w15:restartNumberingAfterBreak="0">
     <w:nsid w:val="418D0949"/>
     <w:multiLevelType w:val="hybridMultilevel"/>
     <w:tmpl w:val="DB168250"/>
@@ -13071,7 +13357,7 @@
       </w:rPr>
     </w:lvl>
   </w:abstractNum>
-  <w:abstractNum w:abstractNumId="16" w15:restartNumberingAfterBreak="0">
+  <w:abstractNum w:abstractNumId="17" w15:restartNumberingAfterBreak="0">
     <w:nsid w:val="4263089A"/>
     <w:multiLevelType w:val="hybridMultilevel"/>
     <w:tmpl w:val="4A0657F0"/>
@@ -13184,7 +13470,7 @@
       </w:rPr>
     </w:lvl>
   </w:abstractNum>
-  <w:abstractNum w:abstractNumId="17" w15:restartNumberingAfterBreak="0">
+  <w:abstractNum w:abstractNumId="18" w15:restartNumberingAfterBreak="0">
     <w:nsid w:val="488147D1"/>
     <w:multiLevelType w:val="hybridMultilevel"/>
     <w:tmpl w:val="BFA82AF6"/>
@@ -13297,7 +13583,7 @@
       </w:rPr>
     </w:lvl>
   </w:abstractNum>
-  <w:abstractNum w:abstractNumId="18" w15:restartNumberingAfterBreak="0">
+  <w:abstractNum w:abstractNumId="19" w15:restartNumberingAfterBreak="0">
     <w:nsid w:val="4EC4035F"/>
     <w:multiLevelType w:val="hybridMultilevel"/>
     <w:tmpl w:val="21DA0036"/>
@@ -13410,7 +13696,7 @@
       </w:rPr>
     </w:lvl>
   </w:abstractNum>
-  <w:abstractNum w:abstractNumId="19" w15:restartNumberingAfterBreak="0">
+  <w:abstractNum w:abstractNumId="20" w15:restartNumberingAfterBreak="0">
     <w:nsid w:val="589D4B8A"/>
     <w:multiLevelType w:val="hybridMultilevel"/>
     <w:tmpl w:val="7B0A93B8"/>
@@ -13523,7 +13809,7 @@
       </w:rPr>
     </w:lvl>
   </w:abstractNum>
-  <w:abstractNum w:abstractNumId="20" w15:restartNumberingAfterBreak="0">
+  <w:abstractNum w:abstractNumId="21" w15:restartNumberingAfterBreak="0">
     <w:nsid w:val="607D6103"/>
     <w:multiLevelType w:val="hybridMultilevel"/>
     <w:tmpl w:val="0310C7EA"/>
@@ -13636,7 +13922,7 @@
       </w:rPr>
     </w:lvl>
   </w:abstractNum>
-  <w:abstractNum w:abstractNumId="21" w15:restartNumberingAfterBreak="0">
+  <w:abstractNum w:abstractNumId="22" w15:restartNumberingAfterBreak="0">
     <w:nsid w:val="60D513DC"/>
     <w:multiLevelType w:val="hybridMultilevel"/>
     <w:tmpl w:val="0F0A498E"/>
@@ -13749,7 +14035,7 @@
       </w:rPr>
     </w:lvl>
   </w:abstractNum>
-  <w:abstractNum w:abstractNumId="22" w15:restartNumberingAfterBreak="0">
+  <w:abstractNum w:abstractNumId="23" w15:restartNumberingAfterBreak="0">
     <w:nsid w:val="6B7C42C1"/>
     <w:multiLevelType w:val="hybridMultilevel"/>
     <w:tmpl w:val="E3861274"/>
@@ -13835,7 +14121,7 @@
       </w:pPr>
     </w:lvl>
   </w:abstractNum>
-  <w:abstractNum w:abstractNumId="23" w15:restartNumberingAfterBreak="0">
+  <w:abstractNum w:abstractNumId="24" w15:restartNumberingAfterBreak="0">
     <w:nsid w:val="751C7EC4"/>
     <w:multiLevelType w:val="multilevel"/>
     <w:tmpl w:val="FBA8EA46"/>
@@ -13984,7 +14270,7 @@
       </w:rPr>
     </w:lvl>
   </w:abstractNum>
-  <w:abstractNum w:abstractNumId="24" w15:restartNumberingAfterBreak="0">
+  <w:abstractNum w:abstractNumId="25" w15:restartNumberingAfterBreak="0">
     <w:nsid w:val="798A0505"/>
     <w:multiLevelType w:val="multilevel"/>
     <w:tmpl w:val="A3A6C6B0"/>
@@ -14133,7 +14419,7 @@
       </w:rPr>
     </w:lvl>
   </w:abstractNum>
-  <w:abstractNum w:abstractNumId="25" w15:restartNumberingAfterBreak="0">
+  <w:abstractNum w:abstractNumId="26" w15:restartNumberingAfterBreak="0">
     <w:nsid w:val="7E9616B2"/>
     <w:multiLevelType w:val="hybridMultilevel"/>
     <w:tmpl w:val="D054DE52"/>
@@ -14247,7 +14533,7 @@
     </w:lvl>
   </w:abstractNum>
   <w:num w:numId="1" w16cid:durableId="60372687">
-    <w:abstractNumId w:val="22"/>
+    <w:abstractNumId w:val="23"/>
     <w:lvlOverride w:ilvl="0">
       <w:startOverride w:val="1"/>
     </w:lvlOverride>
@@ -14259,19 +14545,19 @@
     <w:abstractNumId w:val="1"/>
   </w:num>
   <w:num w:numId="4" w16cid:durableId="339158900">
-    <w:abstractNumId w:val="25"/>
+    <w:abstractNumId w:val="26"/>
   </w:num>
   <w:num w:numId="5" w16cid:durableId="7953258">
-    <w:abstractNumId w:val="20"/>
+    <w:abstractNumId w:val="21"/>
   </w:num>
   <w:num w:numId="6" w16cid:durableId="1044795541">
-    <w:abstractNumId w:val="16"/>
+    <w:abstractNumId w:val="17"/>
   </w:num>
   <w:num w:numId="7" w16cid:durableId="515850477">
     <w:abstractNumId w:val="3"/>
   </w:num>
   <w:num w:numId="8" w16cid:durableId="1016343806">
-    <w:abstractNumId w:val="19"/>
+    <w:abstractNumId w:val="20"/>
   </w:num>
   <w:num w:numId="9" w16cid:durableId="1958175658">
     <w:abstractNumId w:val="9"/>
@@ -14286,7 +14572,7 @@
     <w:abstractNumId w:val="6"/>
   </w:num>
   <w:num w:numId="13" w16cid:durableId="192378487">
-    <w:abstractNumId w:val="17"/>
+    <w:abstractNumId w:val="18"/>
   </w:num>
   <w:num w:numId="14" w16cid:durableId="615255313">
     <w:abstractNumId w:val="4"/>
@@ -14295,37 +14581,40 @@
     <w:abstractNumId w:val="2"/>
   </w:num>
   <w:num w:numId="16" w16cid:durableId="777792296">
-    <w:abstractNumId w:val="21"/>
+    <w:abstractNumId w:val="22"/>
   </w:num>
   <w:num w:numId="17" w16cid:durableId="992366215">
     <w:abstractNumId w:val="12"/>
   </w:num>
   <w:num w:numId="18" w16cid:durableId="1989432144">
-    <w:abstractNumId w:val="18"/>
+    <w:abstractNumId w:val="19"/>
   </w:num>
   <w:num w:numId="19" w16cid:durableId="477042021">
-    <w:abstractNumId w:val="13"/>
+    <w:abstractNumId w:val="14"/>
   </w:num>
   <w:num w:numId="20" w16cid:durableId="366757134">
-    <w:abstractNumId w:val="15"/>
+    <w:abstractNumId w:val="16"/>
   </w:num>
   <w:num w:numId="21" w16cid:durableId="232854045">
-    <w:abstractNumId w:val="14"/>
+    <w:abstractNumId w:val="15"/>
   </w:num>
   <w:num w:numId="22" w16cid:durableId="1272661134">
     <w:abstractNumId w:val="11"/>
   </w:num>
   <w:num w:numId="23" w16cid:durableId="351031949">
-    <w:abstractNumId w:val="23"/>
+    <w:abstractNumId w:val="24"/>
   </w:num>
   <w:num w:numId="24" w16cid:durableId="1183662617">
     <w:abstractNumId w:val="0"/>
   </w:num>
   <w:num w:numId="25" w16cid:durableId="2000843578">
-    <w:abstractNumId w:val="24"/>
+    <w:abstractNumId w:val="25"/>
   </w:num>
   <w:num w:numId="26" w16cid:durableId="1256480112">
     <w:abstractNumId w:val="8"/>
+  </w:num>
+  <w:num w:numId="27" w16cid:durableId="1038162182">
+    <w:abstractNumId w:val="13"/>
   </w:num>
 </w:numbering>
 </file>

--- a/Hackathon Proposal.docx
+++ b/Hackathon Proposal.docx
@@ -672,7 +672,7 @@
                     </pic:cNvPicPr>
                   </pic:nvPicPr>
                   <pic:blipFill>
-                    <a:blip r:embed="rId5">
+                    <a:blip r:embed="rId6">
                       <a:extLst>
                         <a:ext uri="{28A0092B-C50C-407E-A947-70E740481C1C}">
                           <a14:useLocalDpi xmlns:a14="http://schemas.microsoft.com/office/drawing/2010/main" val="0"/>
@@ -11144,9 +11144,729 @@
         </w:rPr>
       </w:pPr>
       <w:r>
-        <w:rPr>
-          <w:lang w:val="en-GB"/>
-        </w:rPr>
+        <w:t>What would be a good list of next stretch goals, especially those that might have a wow factor</w:t>
+      </w:r>
+    </w:p>
+    <w:p>
+      <w:pPr>
+        <w:rPr>
+          <w:lang w:val="en-GB"/>
+        </w:rPr>
+      </w:pPr>
+      <w:r>
+        <w:rPr>
+          <w:lang w:val="en-GB"/>
+        </w:rPr>
+        <w:t xml:space="preserve">A strong set of stretch goals would move </w:t>
+      </w:r>
+      <w:proofErr w:type="spellStart"/>
+      <w:r>
+        <w:rPr>
+          <w:lang w:val="en-GB"/>
+        </w:rPr>
+        <w:t>VibeGraph</w:t>
+      </w:r>
+      <w:proofErr w:type="spellEnd"/>
+      <w:r>
+        <w:rPr>
+          <w:lang w:val="en-GB"/>
+        </w:rPr>
+        <w:t xml:space="preserve"> from </w:t>
+      </w:r>
+      <w:r>
+        <w:rPr>
+          <w:b/>
+          <w:bCs/>
+          <w:lang w:val="en-GB"/>
+        </w:rPr>
+        <w:t>“AI draws a graph”</w:t>
+      </w:r>
+      <w:r>
+        <w:rPr>
+          <w:lang w:val="en-GB"/>
+        </w:rPr>
+        <w:t xml:space="preserve"> to </w:t>
+      </w:r>
+      <w:r>
+        <w:rPr>
+          <w:b/>
+          <w:bCs/>
+          <w:lang w:val="en-GB"/>
+        </w:rPr>
+        <w:t>“AI understands, validates, connects and operationalises enterprise knowledge.”</w:t>
+      </w:r>
+    </w:p>
+    <w:p>
+      <w:pPr>
+        <w:rPr>
+          <w:b/>
+          <w:bCs/>
+          <w:lang w:val="en-GB"/>
+        </w:rPr>
+      </w:pPr>
+      <w:r>
+        <w:rPr>
+          <w:b/>
+          <w:bCs/>
+          <w:lang w:val="en-GB"/>
+        </w:rPr>
+        <w:t>Highest wow factor</w:t>
+      </w:r>
+    </w:p>
+    <w:p>
+      <w:pPr>
+        <w:numPr>
+          <w:ilvl w:val="0"/>
+          <w:numId w:val="28"/>
+        </w:numPr>
+        <w:rPr>
+          <w:lang w:val="en-GB"/>
+        </w:rPr>
+      </w:pPr>
+      <w:r>
+        <w:rPr>
+          <w:b/>
+          <w:bCs/>
+          <w:lang w:val="en-GB"/>
+        </w:rPr>
+        <w:t>AI model critic and co-designer</w:t>
+      </w:r>
+      <w:r>
+        <w:rPr>
+          <w:lang w:val="en-GB"/>
+        </w:rPr>
+        <w:br/>
+        <w:t>Detect missing concepts, weak relationships, duplicates and modelling anti-patterns; propose changes visually for approval.</w:t>
+      </w:r>
+    </w:p>
+    <w:p>
+      <w:pPr>
+        <w:numPr>
+          <w:ilvl w:val="0"/>
+          <w:numId w:val="28"/>
+        </w:numPr>
+        <w:rPr>
+          <w:lang w:val="en-GB"/>
+        </w:rPr>
+      </w:pPr>
+      <w:r>
+        <w:rPr>
+          <w:b/>
+          <w:bCs/>
+          <w:lang w:val="en-GB"/>
+        </w:rPr>
+        <w:lastRenderedPageBreak/>
+        <w:t>Source-grounded model generation</w:t>
+      </w:r>
+      <w:r>
+        <w:rPr>
+          <w:lang w:val="en-GB"/>
+        </w:rPr>
+        <w:br/>
+        <w:t>Trace every generated entity and relationship back to the exact document passage that justified it.</w:t>
+      </w:r>
+    </w:p>
+    <w:p>
+      <w:pPr>
+        <w:numPr>
+          <w:ilvl w:val="0"/>
+          <w:numId w:val="28"/>
+        </w:numPr>
+        <w:rPr>
+          <w:lang w:val="en-GB"/>
+        </w:rPr>
+      </w:pPr>
+      <w:r>
+        <w:rPr>
+          <w:b/>
+          <w:bCs/>
+          <w:lang w:val="en-GB"/>
+        </w:rPr>
+        <w:t>Live ontology alignment</w:t>
+      </w:r>
+      <w:r>
+        <w:rPr>
+          <w:lang w:val="en-GB"/>
+        </w:rPr>
+        <w:br/>
+        <w:t>Compare the model with internal or industry ontologies and suggest reusable classes, properties and mappings.</w:t>
+      </w:r>
+    </w:p>
+    <w:p>
+      <w:pPr>
+        <w:numPr>
+          <w:ilvl w:val="0"/>
+          <w:numId w:val="28"/>
+        </w:numPr>
+        <w:rPr>
+          <w:lang w:val="en-GB"/>
+        </w:rPr>
+      </w:pPr>
+      <w:r>
+        <w:rPr>
+          <w:b/>
+          <w:bCs/>
+          <w:lang w:val="en-GB"/>
+        </w:rPr>
+        <w:t>Natural-language graph interrogation</w:t>
+      </w:r>
+      <w:r>
+        <w:rPr>
+          <w:lang w:val="en-GB"/>
+        </w:rPr>
+        <w:br/>
+        <w:t>Ask, “Which data products depend on Well?” and highlight the answer and traversal path directly on the graph.</w:t>
+      </w:r>
+    </w:p>
+    <w:p>
+      <w:pPr>
+        <w:numPr>
+          <w:ilvl w:val="0"/>
+          <w:numId w:val="28"/>
+        </w:numPr>
+        <w:rPr>
+          <w:lang w:val="en-GB"/>
+        </w:rPr>
+      </w:pPr>
+      <w:r>
+        <w:rPr>
+          <w:b/>
+          <w:bCs/>
+          <w:lang w:val="en-GB"/>
+        </w:rPr>
+        <w:t>Impact analysis before change</w:t>
+      </w:r>
+      <w:r>
+        <w:rPr>
+          <w:lang w:val="en-GB"/>
+        </w:rPr>
+        <w:br/>
+        <w:t>Select or rename a concept and instantly show affected relationships, data products, contracts and dependent models.</w:t>
+      </w:r>
+    </w:p>
+    <w:p>
+      <w:pPr>
+        <w:numPr>
+          <w:ilvl w:val="0"/>
+          <w:numId w:val="28"/>
+        </w:numPr>
+        <w:rPr>
+          <w:lang w:val="en-GB"/>
+        </w:rPr>
+      </w:pPr>
+      <w:r>
+        <w:rPr>
+          <w:b/>
+          <w:bCs/>
+          <w:lang w:val="en-GB"/>
+        </w:rPr>
+        <w:t>Semantic model to working data product package</w:t>
+      </w:r>
+      <w:r>
+        <w:rPr>
+          <w:lang w:val="en-GB"/>
+        </w:rPr>
+        <w:br/>
+        <w:t>Generate RDF/OWL, SHACL validation shapes, an ODCS contract and implementation guidance from one approved model.</w:t>
+      </w:r>
+    </w:p>
+    <w:p>
+      <w:pPr>
+        <w:numPr>
+          <w:ilvl w:val="0"/>
+          <w:numId w:val="28"/>
+        </w:numPr>
+        <w:rPr>
+          <w:lang w:val="en-GB"/>
+        </w:rPr>
+      </w:pPr>
+      <w:r>
+        <w:rPr>
+          <w:b/>
+          <w:bCs/>
+          <w:lang w:val="en-GB"/>
+        </w:rPr>
+        <w:t>Collaborative agent team</w:t>
+      </w:r>
+      <w:r>
+        <w:rPr>
+          <w:lang w:val="en-GB"/>
+        </w:rPr>
+        <w:br/>
+        <w:t>Use specialised modeller, critic, governance and implementation agents that debate changes and present one recommendation.</w:t>
+      </w:r>
+    </w:p>
+    <w:p>
+      <w:pPr>
+        <w:numPr>
+          <w:ilvl w:val="0"/>
+          <w:numId w:val="28"/>
+        </w:numPr>
+        <w:rPr>
+          <w:lang w:val="en-GB"/>
+        </w:rPr>
+      </w:pPr>
+      <w:r>
+        <w:rPr>
+          <w:b/>
+          <w:bCs/>
+          <w:lang w:val="en-GB"/>
+        </w:rPr>
+        <w:t>Microsoft Fabric IQ projection</w:t>
+      </w:r>
+      <w:r>
+        <w:rPr>
+          <w:lang w:val="en-GB"/>
+        </w:rPr>
+        <w:br/>
+        <w:t>Publish the approved ontology into a Fabric IQ Ontology item, then demonstrate semantic exploration over connected data.</w:t>
+      </w:r>
+    </w:p>
+    <w:p>
+      <w:pPr>
+        <w:rPr>
+          <w:b/>
+          <w:bCs/>
+          <w:lang w:val="en-GB"/>
+        </w:rPr>
+      </w:pPr>
+      <w:r>
+        <w:rPr>
+          <w:b/>
+          <w:bCs/>
+          <w:lang w:val="en-GB"/>
+        </w:rPr>
+        <w:t>Strong practical extensions</w:t>
+      </w:r>
+    </w:p>
+    <w:p>
+      <w:pPr>
+        <w:numPr>
+          <w:ilvl w:val="0"/>
+          <w:numId w:val="29"/>
+        </w:numPr>
+        <w:rPr>
+          <w:lang w:val="en-GB"/>
+        </w:rPr>
+      </w:pPr>
+      <w:r>
+        <w:rPr>
+          <w:b/>
+          <w:bCs/>
+          <w:lang w:val="en-GB"/>
+        </w:rPr>
+        <w:t>Human approval workflow</w:t>
+      </w:r>
+      <w:r>
+        <w:rPr>
+          <w:lang w:val="en-GB"/>
+        </w:rPr>
+        <w:br/>
+        <w:t>Present proposed changes as a visual diff with accept, reject and explain controls.</w:t>
+      </w:r>
+    </w:p>
+    <w:p>
+      <w:pPr>
+        <w:numPr>
+          <w:ilvl w:val="0"/>
+          <w:numId w:val="29"/>
+        </w:numPr>
+        <w:rPr>
+          <w:lang w:val="en-GB"/>
+        </w:rPr>
+      </w:pPr>
+      <w:r>
+        <w:rPr>
+          <w:b/>
+          <w:bCs/>
+          <w:lang w:val="en-GB"/>
+        </w:rPr>
+        <w:t>Model versioning and semantic diff</w:t>
+      </w:r>
+      <w:r>
+        <w:rPr>
+          <w:lang w:val="en-GB"/>
+        </w:rPr>
+        <w:br/>
+        <w:t>Compare versions and explain what changed, why it matters and whether the change is breaking.</w:t>
+      </w:r>
+    </w:p>
+    <w:p>
+      <w:pPr>
+        <w:numPr>
+          <w:ilvl w:val="0"/>
+          <w:numId w:val="29"/>
+        </w:numPr>
+        <w:rPr>
+          <w:lang w:val="en-GB"/>
+        </w:rPr>
+      </w:pPr>
+      <w:r>
+        <w:rPr>
+          <w:b/>
+          <w:bCs/>
+          <w:lang w:val="en-GB"/>
+        </w:rPr>
+        <w:t>SHACL validation and repair</w:t>
+      </w:r>
+      <w:r>
+        <w:rPr>
+          <w:lang w:val="en-GB"/>
+        </w:rPr>
+        <w:br/>
+        <w:t>Generate constraints, validate a sample knowledge graph and suggest or apply corrections.</w:t>
+      </w:r>
+    </w:p>
+    <w:p>
+      <w:pPr>
+        <w:numPr>
+          <w:ilvl w:val="0"/>
+          <w:numId w:val="29"/>
+        </w:numPr>
+        <w:rPr>
+          <w:lang w:val="en-GB"/>
+        </w:rPr>
+      </w:pPr>
+      <w:r>
+        <w:rPr>
+          <w:b/>
+          <w:bCs/>
+          <w:lang w:val="en-GB"/>
+        </w:rPr>
+        <w:t>Model merging</w:t>
+      </w:r>
+      <w:r>
+        <w:rPr>
+          <w:lang w:val="en-GB"/>
+        </w:rPr>
+        <w:br/>
+        <w:t>Import two independently created models, identify overlaps or conflicts and propose a consolidated model.</w:t>
+      </w:r>
+    </w:p>
+    <w:p>
+      <w:pPr>
+        <w:numPr>
+          <w:ilvl w:val="0"/>
+          <w:numId w:val="29"/>
+        </w:numPr>
+        <w:rPr>
+          <w:lang w:val="en-GB"/>
+        </w:rPr>
+      </w:pPr>
+      <w:r>
+        <w:rPr>
+          <w:b/>
+          <w:bCs/>
+          <w:lang w:val="en-GB"/>
+        </w:rPr>
+        <w:lastRenderedPageBreak/>
+        <w:t>Vocabulary and taxonomy integration</w:t>
+      </w:r>
+      <w:r>
+        <w:rPr>
+          <w:lang w:val="en-GB"/>
+        </w:rPr>
+        <w:br/>
+        <w:t>Link classes and properties to governed SKOS concepts, including data areas and business terminology.</w:t>
+      </w:r>
+    </w:p>
+    <w:p>
+      <w:pPr>
+        <w:numPr>
+          <w:ilvl w:val="0"/>
+          <w:numId w:val="29"/>
+        </w:numPr>
+        <w:rPr>
+          <w:lang w:val="en-GB"/>
+        </w:rPr>
+      </w:pPr>
+      <w:r>
+        <w:rPr>
+          <w:b/>
+          <w:bCs/>
+          <w:lang w:val="en-GB"/>
+        </w:rPr>
+        <w:t>Persistent enterprise knowledge graph</w:t>
+      </w:r>
+      <w:r>
+        <w:rPr>
+          <w:lang w:val="en-GB"/>
+        </w:rPr>
+        <w:br/>
+        <w:t>Store models, instances, provenance, versions and approvals rather than keeping only session state.</w:t>
+      </w:r>
+    </w:p>
+    <w:p>
+      <w:pPr>
+        <w:numPr>
+          <w:ilvl w:val="0"/>
+          <w:numId w:val="29"/>
+        </w:numPr>
+        <w:rPr>
+          <w:lang w:val="en-GB"/>
+        </w:rPr>
+      </w:pPr>
+      <w:r>
+        <w:rPr>
+          <w:b/>
+          <w:bCs/>
+          <w:lang w:val="en-GB"/>
+        </w:rPr>
+        <w:t>Purview integration</w:t>
+      </w:r>
+      <w:r>
+        <w:rPr>
+          <w:lang w:val="en-GB"/>
+        </w:rPr>
+        <w:br/>
+        <w:t>Connect semantic concepts to data products, glossary terms, assets and lineage metadata.</w:t>
+      </w:r>
+    </w:p>
+    <w:p>
+      <w:pPr>
+        <w:numPr>
+          <w:ilvl w:val="0"/>
+          <w:numId w:val="29"/>
+        </w:numPr>
+        <w:rPr>
+          <w:lang w:val="en-GB"/>
+        </w:rPr>
+      </w:pPr>
+      <w:r>
+        <w:rPr>
+          <w:b/>
+          <w:bCs/>
+          <w:lang w:val="en-GB"/>
+        </w:rPr>
+        <w:t>Evidence-based confidence scoring</w:t>
+      </w:r>
+      <w:r>
+        <w:rPr>
+          <w:lang w:val="en-GB"/>
+        </w:rPr>
+        <w:br/>
+        <w:t>Show confidence and evidence for each extracted concept rather than presenting all AI output as equally certain.</w:t>
+      </w:r>
+    </w:p>
+    <w:p>
+      <w:pPr>
+        <w:numPr>
+          <w:ilvl w:val="0"/>
+          <w:numId w:val="29"/>
+        </w:numPr>
+        <w:rPr>
+          <w:lang w:val="en-GB"/>
+        </w:rPr>
+      </w:pPr>
+      <w:r>
+        <w:rPr>
+          <w:b/>
+          <w:bCs/>
+          <w:lang w:val="en-GB"/>
+        </w:rPr>
+        <w:t>Diagram-to-ontology import</w:t>
+      </w:r>
+      <w:r>
+        <w:rPr>
+          <w:lang w:val="en-GB"/>
+        </w:rPr>
+        <w:br/>
+        <w:t>Extract a draft semantic model from an architecture diagram, data model image or whiteboard.</w:t>
+      </w:r>
+    </w:p>
+    <w:p>
+      <w:pPr>
+        <w:numPr>
+          <w:ilvl w:val="0"/>
+          <w:numId w:val="29"/>
+        </w:numPr>
+        <w:rPr>
+          <w:lang w:val="en-GB"/>
+        </w:rPr>
+      </w:pPr>
+      <w:r>
+        <w:rPr>
+          <w:b/>
+          <w:bCs/>
+          <w:lang w:val="en-GB"/>
+        </w:rPr>
+        <w:t>Model quality scorecard</w:t>
+      </w:r>
+      <w:r>
+        <w:rPr>
+          <w:lang w:val="en-GB"/>
+        </w:rPr>
+        <w:br/>
+        <w:t>Score completeness, consistency, reuse, documentation and governance readiness, with actionable recommendations.</w:t>
+      </w:r>
+    </w:p>
+    <w:p>
+      <w:pPr>
+        <w:rPr>
+          <w:b/>
+          <w:bCs/>
+          <w:lang w:val="en-GB"/>
+        </w:rPr>
+      </w:pPr>
+      <w:r>
+        <w:rPr>
+          <w:b/>
+          <w:bCs/>
+          <w:lang w:val="en-GB"/>
+        </w:rPr>
+        <w:t>Best next three</w:t>
+      </w:r>
+    </w:p>
+    <w:p>
+      <w:pPr>
+        <w:rPr>
+          <w:lang w:val="en-GB"/>
+        </w:rPr>
+      </w:pPr>
+      <w:r>
+        <w:rPr>
+          <w:lang w:val="en-GB"/>
+        </w:rPr>
+        <w:t>For the strongest follow-up demonstration, I would prioritise:</w:t>
+      </w:r>
+    </w:p>
+    <w:p>
+      <w:pPr>
+        <w:numPr>
+          <w:ilvl w:val="0"/>
+          <w:numId w:val="30"/>
+        </w:numPr>
+        <w:rPr>
+          <w:lang w:val="en-GB"/>
+        </w:rPr>
+      </w:pPr>
+      <w:r>
+        <w:rPr>
+          <w:b/>
+          <w:bCs/>
+          <w:lang w:val="en-GB"/>
+        </w:rPr>
+        <w:t>Source-grounded generation with clickable provenance</w:t>
+      </w:r>
+    </w:p>
+    <w:p>
+      <w:pPr>
+        <w:numPr>
+          <w:ilvl w:val="0"/>
+          <w:numId w:val="30"/>
+        </w:numPr>
+        <w:rPr>
+          <w:lang w:val="en-GB"/>
+        </w:rPr>
+      </w:pPr>
+      <w:r>
+        <w:rPr>
+          <w:b/>
+          <w:bCs/>
+          <w:lang w:val="en-GB"/>
+        </w:rPr>
+        <w:t>AI model critic with visual change approval</w:t>
+      </w:r>
+    </w:p>
+    <w:p>
+      <w:pPr>
+        <w:numPr>
+          <w:ilvl w:val="0"/>
+          <w:numId w:val="30"/>
+        </w:numPr>
+        <w:rPr>
+          <w:lang w:val="en-GB"/>
+        </w:rPr>
+      </w:pPr>
+      <w:r>
+        <w:rPr>
+          <w:b/>
+          <w:bCs/>
+          <w:lang w:val="en-GB"/>
+        </w:rPr>
+        <w:t>Natural-language querying with animated graph paths</w:t>
+      </w:r>
+    </w:p>
+    <w:p>
+      <w:pPr>
+        <w:rPr>
+          <w:lang w:val="en-GB"/>
+        </w:rPr>
+      </w:pPr>
+      <w:r>
+        <w:rPr>
+          <w:lang w:val="en-GB"/>
+        </w:rPr>
+        <w:t>Together, these create a compelling narrative:</w:t>
+      </w:r>
+    </w:p>
+    <w:p>
+      <w:pPr>
+        <w:rPr>
+          <w:lang w:val="en-GB"/>
+        </w:rPr>
+      </w:pPr>
+      <w:r>
+        <w:rPr>
+          <w:b/>
+          <w:bCs/>
+          <w:lang w:val="en-GB"/>
+        </w:rPr>
+        <w:t>Document → grounded semantic model → AI review → human approval → conversational exploration</w:t>
+      </w:r>
+    </w:p>
+    <w:p>
+      <w:pPr>
+        <w:rPr>
+          <w:lang w:val="en-GB"/>
+        </w:rPr>
+      </w:pPr>
+      <w:r>
+        <w:rPr>
+          <w:lang w:val="en-GB"/>
+        </w:rPr>
+        <w:t>That is likely to feel more impressive than adding production features alone, while also proving trust, intelligence and business usefulness.</w:t>
+      </w:r>
+    </w:p>
+    <w:p>
+      <w:pPr>
+        <w:pStyle w:val="Heading1"/>
+        <w:rPr>
+          <w:lang w:val="en-GB"/>
+        </w:rPr>
+      </w:pPr>
+      <w:r>
+        <w:rPr>
+          <w:lang w:val="en-GB"/>
+        </w:rPr>
+        <w:t>"From Semantic Model to Running Software"</w:t>
+      </w:r>
+    </w:p>
+    <w:p>
+      <w:pPr>
+        <w:rPr>
+          <w:lang w:val="en-GB"/>
+        </w:rPr>
+      </w:pPr>
+      <w:r>
+        <w:rPr>
+          <w:lang w:val="en-GB"/>
+        </w:rPr>
+        <w:t>Create an ai kit compatible specification</w:t>
+      </w:r>
+    </w:p>
+    <w:p>
+      <w:pPr>
+        <w:pStyle w:val="Heading1"/>
+        <w:rPr>
+          <w:lang w:val="en-GB"/>
+        </w:rPr>
+      </w:pPr>
+      <w:r>
+        <w:rPr>
+          <w:lang w:val="en-GB"/>
+        </w:rPr>
+        <w:lastRenderedPageBreak/>
         <w:t>Findings</w:t>
       </w:r>
     </w:p>
@@ -11197,25 +11917,7 @@
         <w:rPr>
           <w:lang w:val="en-GB"/>
         </w:rPr>
-        <w:t xml:space="preserve"> know what you are building </w:t>
-      </w:r>
-      <w:r>
-        <w:rPr>
-          <w:lang w:val="en-GB"/>
-        </w:rPr>
-        <w:t xml:space="preserve">and understand the frameworks </w:t>
-      </w:r>
-      <w:r>
-        <w:rPr>
-          <w:lang w:val="en-GB"/>
-        </w:rPr>
-        <w:t>to prompt and guide it correctly</w:t>
-      </w:r>
-      <w:r>
-        <w:rPr>
-          <w:lang w:val="en-GB"/>
-        </w:rPr>
-        <w:t xml:space="preserve"> and ensure code quality. </w:t>
+        <w:t xml:space="preserve"> know what you are building and understand the frameworks to prompt and guide it correctly and ensure code quality. </w:t>
       </w:r>
       <w:r>
         <w:rPr>
@@ -11296,6 +11998,24 @@
           <w:lang w:val="en-GB"/>
         </w:rPr>
         <w:t>Harness and loop engineering are essential for agentic solutions</w:t>
+      </w:r>
+    </w:p>
+    <w:p>
+      <w:pPr>
+        <w:pStyle w:val="ListParagraph"/>
+        <w:numPr>
+          <w:ilvl w:val="0"/>
+          <w:numId w:val="27"/>
+        </w:numPr>
+        <w:rPr>
+          <w:lang w:val="en-GB"/>
+        </w:rPr>
+      </w:pPr>
+      <w:r>
+        <w:rPr>
+          <w:lang w:val="en-GB"/>
+        </w:rPr>
+        <w:t>Observability is needed in production (for development inline debugging and local logging are non-durable alternatives)</w:t>
       </w:r>
     </w:p>
     <w:p>
@@ -11329,6 +12049,119 @@
 <file path=word/numbering.xml><?xml version="1.0" encoding="utf-8"?>
 <w:numbering xmlns:wpc="http://schemas.microsoft.com/office/word/2010/wordprocessingCanvas" xmlns:cx="http://schemas.microsoft.com/office/drawing/2014/chartex" xmlns:cx1="http://schemas.microsoft.com/office/drawing/2015/9/8/chartex" xmlns:cx2="http://schemas.microsoft.com/office/drawing/2015/10/21/chartex" xmlns:cx3="http://schemas.microsoft.com/office/drawing/2016/5/9/chartex" xmlns:cx4="http://schemas.microsoft.com/office/drawing/2016/5/10/chartex" xmlns:cx5="http://schemas.microsoft.com/office/drawing/2016/5/11/chartex" xmlns:cx6="http://schemas.microsoft.com/office/drawing/2016/5/12/chartex" xmlns:cx7="http://schemas.microsoft.com/office/drawing/2016/5/13/chartex" xmlns:cx8="http://schemas.microsoft.com/office/drawing/2016/5/14/chartex" xmlns:mc="http://schemas.openxmlformats.org/markup-compatibility/2006" xmlns:aink="http://schemas.microsoft.com/office/drawing/2016/ink" xmlns:am3d="http://schemas.microsoft.com/office/drawing/2017/model3d" xmlns:o="urn:schemas-microsoft-com:office:office" xmlns:oel="http://schemas.microsoft.com/office/2019/extlst" xmlns:r="http://schemas.openxmlformats.org/officeDocument/2006/relationships" xmlns:m="http://schemas.openxmlformats.org/officeDocument/2006/math" xmlns:v="urn:schemas-microsoft-com:vml" xmlns:wp14="http://schemas.microsoft.com/office/word/2010/wordprocessingDrawing" xmlns:wp="http://schemas.openxmlformats.org/drawingml/2006/wordprocessingDrawing" xmlns:w10="urn:schemas-microsoft-com:office:word" xmlns:w="http://schemas.openxmlformats.org/wordprocessingml/2006/main" xmlns:w14="http://schemas.microsoft.com/office/word/2010/wordml" xmlns:w15="http://schemas.microsoft.com/office/word/2012/wordml" xmlns:w16cei="http://schemas.microsoft.com/office/word/2026/wordml/cei" xmlns:w16cex="http://schemas.microsoft.com/office/word/2018/wordml/cex" xmlns:w16cid="http://schemas.microsoft.com/office/word/2016/wordml/cid" xmlns:w16="http://schemas.microsoft.com/office/word/2018/wordml" xmlns:w16du="http://schemas.microsoft.com/office/word/2023/wordml/word16du" xmlns:w16sdtdh="http://schemas.microsoft.com/office/word/2020/wordml/sdtdatahash" xmlns:w16sdtfl="http://schemas.microsoft.com/office/word/2024/wordml/sdtformatlock" xmlns:w16se="http://schemas.microsoft.com/office/word/2015/wordml/symex" xmlns:wpg="http://schemas.microsoft.com/office/word/2010/wordprocessingGroup" xmlns:wpi="http://schemas.microsoft.com/office/word/2010/wordprocessingInk" xmlns:wne="http://schemas.microsoft.com/office/word/2006/wordml" xmlns:wps="http://schemas.microsoft.com/office/word/2010/wordprocessingShape" mc:Ignorable="w14 w15 w16se w16cid w16 w16cex w16sdtdh w16sdtfl w16du wp14">
   <w:abstractNum w:abstractNumId="0" w15:restartNumberingAfterBreak="0">
+    <w:nsid w:val="01E851D9"/>
+    <w:multiLevelType w:val="multilevel"/>
+    <w:tmpl w:val="7D32712E"/>
+    <w:lvl w:ilvl="0">
+      <w:start w:val="1"/>
+      <w:numFmt w:val="decimal"/>
+      <w:lvlText w:val="%1."/>
+      <w:lvlJc w:val="left"/>
+      <w:pPr>
+        <w:tabs>
+          <w:tab w:val="num" w:pos="720"/>
+        </w:tabs>
+        <w:ind w:left="720" w:hanging="360"/>
+      </w:pPr>
+    </w:lvl>
+    <w:lvl w:ilvl="1" w:tentative="1">
+      <w:start w:val="1"/>
+      <w:numFmt w:val="decimal"/>
+      <w:lvlText w:val="%2."/>
+      <w:lvlJc w:val="left"/>
+      <w:pPr>
+        <w:tabs>
+          <w:tab w:val="num" w:pos="1440"/>
+        </w:tabs>
+        <w:ind w:left="1440" w:hanging="360"/>
+      </w:pPr>
+    </w:lvl>
+    <w:lvl w:ilvl="2" w:tentative="1">
+      <w:start w:val="1"/>
+      <w:numFmt w:val="decimal"/>
+      <w:lvlText w:val="%3."/>
+      <w:lvlJc w:val="left"/>
+      <w:pPr>
+        <w:tabs>
+          <w:tab w:val="num" w:pos="2160"/>
+        </w:tabs>
+        <w:ind w:left="2160" w:hanging="360"/>
+      </w:pPr>
+    </w:lvl>
+    <w:lvl w:ilvl="3" w:tentative="1">
+      <w:start w:val="1"/>
+      <w:numFmt w:val="decimal"/>
+      <w:lvlText w:val="%4."/>
+      <w:lvlJc w:val="left"/>
+      <w:pPr>
+        <w:tabs>
+          <w:tab w:val="num" w:pos="2880"/>
+        </w:tabs>
+        <w:ind w:left="2880" w:hanging="360"/>
+      </w:pPr>
+    </w:lvl>
+    <w:lvl w:ilvl="4" w:tentative="1">
+      <w:start w:val="1"/>
+      <w:numFmt w:val="decimal"/>
+      <w:lvlText w:val="%5."/>
+      <w:lvlJc w:val="left"/>
+      <w:pPr>
+        <w:tabs>
+          <w:tab w:val="num" w:pos="3600"/>
+        </w:tabs>
+        <w:ind w:left="3600" w:hanging="360"/>
+      </w:pPr>
+    </w:lvl>
+    <w:lvl w:ilvl="5" w:tentative="1">
+      <w:start w:val="1"/>
+      <w:numFmt w:val="decimal"/>
+      <w:lvlText w:val="%6."/>
+      <w:lvlJc w:val="left"/>
+      <w:pPr>
+        <w:tabs>
+          <w:tab w:val="num" w:pos="4320"/>
+        </w:tabs>
+        <w:ind w:left="4320" w:hanging="360"/>
+      </w:pPr>
+    </w:lvl>
+    <w:lvl w:ilvl="6" w:tentative="1">
+      <w:start w:val="1"/>
+      <w:numFmt w:val="decimal"/>
+      <w:lvlText w:val="%7."/>
+      <w:lvlJc w:val="left"/>
+      <w:pPr>
+        <w:tabs>
+          <w:tab w:val="num" w:pos="5040"/>
+        </w:tabs>
+        <w:ind w:left="5040" w:hanging="360"/>
+      </w:pPr>
+    </w:lvl>
+    <w:lvl w:ilvl="7" w:tentative="1">
+      <w:start w:val="1"/>
+      <w:numFmt w:val="decimal"/>
+      <w:lvlText w:val="%8."/>
+      <w:lvlJc w:val="left"/>
+      <w:pPr>
+        <w:tabs>
+          <w:tab w:val="num" w:pos="5760"/>
+        </w:tabs>
+        <w:ind w:left="5760" w:hanging="360"/>
+      </w:pPr>
+    </w:lvl>
+    <w:lvl w:ilvl="8" w:tentative="1">
+      <w:start w:val="1"/>
+      <w:numFmt w:val="decimal"/>
+      <w:lvlText w:val="%9."/>
+      <w:lvlJc w:val="left"/>
+      <w:pPr>
+        <w:tabs>
+          <w:tab w:val="num" w:pos="6480"/>
+        </w:tabs>
+        <w:ind w:left="6480" w:hanging="360"/>
+      </w:pPr>
+    </w:lvl>
+  </w:abstractNum>
+  <w:abstractNum w:abstractNumId="1" w15:restartNumberingAfterBreak="0">
     <w:nsid w:val="04060667"/>
     <w:multiLevelType w:val="multilevel"/>
     <w:tmpl w:val="8D822D0C"/>
@@ -11477,7 +12310,7 @@
       </w:rPr>
     </w:lvl>
   </w:abstractNum>
-  <w:abstractNum w:abstractNumId="1" w15:restartNumberingAfterBreak="0">
+  <w:abstractNum w:abstractNumId="2" w15:restartNumberingAfterBreak="0">
     <w:nsid w:val="0ECB2EB6"/>
     <w:multiLevelType w:val="hybridMultilevel"/>
     <w:tmpl w:val="8ECA7390"/>
@@ -11590,7 +12423,7 @@
       </w:rPr>
     </w:lvl>
   </w:abstractNum>
-  <w:abstractNum w:abstractNumId="2" w15:restartNumberingAfterBreak="0">
+  <w:abstractNum w:abstractNumId="3" w15:restartNumberingAfterBreak="0">
     <w:nsid w:val="0F40479A"/>
     <w:multiLevelType w:val="hybridMultilevel"/>
     <w:tmpl w:val="67BADA62"/>
@@ -11703,7 +12536,7 @@
       </w:rPr>
     </w:lvl>
   </w:abstractNum>
-  <w:abstractNum w:abstractNumId="3" w15:restartNumberingAfterBreak="0">
+  <w:abstractNum w:abstractNumId="4" w15:restartNumberingAfterBreak="0">
     <w:nsid w:val="0F847EFB"/>
     <w:multiLevelType w:val="hybridMultilevel"/>
     <w:tmpl w:val="91D89C9A"/>
@@ -11816,7 +12649,7 @@
       </w:rPr>
     </w:lvl>
   </w:abstractNum>
-  <w:abstractNum w:abstractNumId="4" w15:restartNumberingAfterBreak="0">
+  <w:abstractNum w:abstractNumId="5" w15:restartNumberingAfterBreak="0">
     <w:nsid w:val="0F8B05C2"/>
     <w:multiLevelType w:val="hybridMultilevel"/>
     <w:tmpl w:val="1FBA85A2"/>
@@ -11929,7 +12762,7 @@
       </w:rPr>
     </w:lvl>
   </w:abstractNum>
-  <w:abstractNum w:abstractNumId="5" w15:restartNumberingAfterBreak="0">
+  <w:abstractNum w:abstractNumId="6" w15:restartNumberingAfterBreak="0">
     <w:nsid w:val="11536387"/>
     <w:multiLevelType w:val="hybridMultilevel"/>
     <w:tmpl w:val="DFBCAB26"/>
@@ -12042,7 +12875,7 @@
       </w:rPr>
     </w:lvl>
   </w:abstractNum>
-  <w:abstractNum w:abstractNumId="6" w15:restartNumberingAfterBreak="0">
+  <w:abstractNum w:abstractNumId="7" w15:restartNumberingAfterBreak="0">
     <w:nsid w:val="12515CAF"/>
     <w:multiLevelType w:val="hybridMultilevel"/>
     <w:tmpl w:val="EB2C85CA"/>
@@ -12155,7 +12988,7 @@
       </w:rPr>
     </w:lvl>
   </w:abstractNum>
-  <w:abstractNum w:abstractNumId="7" w15:restartNumberingAfterBreak="0">
+  <w:abstractNum w:abstractNumId="8" w15:restartNumberingAfterBreak="0">
     <w:nsid w:val="142A51D6"/>
     <w:multiLevelType w:val="hybridMultilevel"/>
     <w:tmpl w:val="688C5500"/>
@@ -12268,7 +13101,7 @@
       </w:rPr>
     </w:lvl>
   </w:abstractNum>
-  <w:abstractNum w:abstractNumId="8" w15:restartNumberingAfterBreak="0">
+  <w:abstractNum w:abstractNumId="9" w15:restartNumberingAfterBreak="0">
     <w:nsid w:val="153E1F12"/>
     <w:multiLevelType w:val="multilevel"/>
     <w:tmpl w:val="618EF9D2"/>
@@ -12417,7 +13250,7 @@
       </w:rPr>
     </w:lvl>
   </w:abstractNum>
-  <w:abstractNum w:abstractNumId="9" w15:restartNumberingAfterBreak="0">
+  <w:abstractNum w:abstractNumId="10" w15:restartNumberingAfterBreak="0">
     <w:nsid w:val="156751F7"/>
     <w:multiLevelType w:val="hybridMultilevel"/>
     <w:tmpl w:val="6B82B9CC"/>
@@ -12530,7 +13363,120 @@
       </w:rPr>
     </w:lvl>
   </w:abstractNum>
-  <w:abstractNum w:abstractNumId="10" w15:restartNumberingAfterBreak="0">
+  <w:abstractNum w:abstractNumId="11" w15:restartNumberingAfterBreak="0">
+    <w:nsid w:val="16AD2978"/>
+    <w:multiLevelType w:val="multilevel"/>
+    <w:tmpl w:val="189C714A"/>
+    <w:lvl w:ilvl="0">
+      <w:start w:val="9"/>
+      <w:numFmt w:val="decimal"/>
+      <w:lvlText w:val="%1."/>
+      <w:lvlJc w:val="left"/>
+      <w:pPr>
+        <w:tabs>
+          <w:tab w:val="num" w:pos="720"/>
+        </w:tabs>
+        <w:ind w:left="720" w:hanging="360"/>
+      </w:pPr>
+    </w:lvl>
+    <w:lvl w:ilvl="1" w:tentative="1">
+      <w:start w:val="1"/>
+      <w:numFmt w:val="decimal"/>
+      <w:lvlText w:val="%2."/>
+      <w:lvlJc w:val="left"/>
+      <w:pPr>
+        <w:tabs>
+          <w:tab w:val="num" w:pos="1440"/>
+        </w:tabs>
+        <w:ind w:left="1440" w:hanging="360"/>
+      </w:pPr>
+    </w:lvl>
+    <w:lvl w:ilvl="2" w:tentative="1">
+      <w:start w:val="1"/>
+      <w:numFmt w:val="decimal"/>
+      <w:lvlText w:val="%3."/>
+      <w:lvlJc w:val="left"/>
+      <w:pPr>
+        <w:tabs>
+          <w:tab w:val="num" w:pos="2160"/>
+        </w:tabs>
+        <w:ind w:left="2160" w:hanging="360"/>
+      </w:pPr>
+    </w:lvl>
+    <w:lvl w:ilvl="3" w:tentative="1">
+      <w:start w:val="1"/>
+      <w:numFmt w:val="decimal"/>
+      <w:lvlText w:val="%4."/>
+      <w:lvlJc w:val="left"/>
+      <w:pPr>
+        <w:tabs>
+          <w:tab w:val="num" w:pos="2880"/>
+        </w:tabs>
+        <w:ind w:left="2880" w:hanging="360"/>
+      </w:pPr>
+    </w:lvl>
+    <w:lvl w:ilvl="4" w:tentative="1">
+      <w:start w:val="1"/>
+      <w:numFmt w:val="decimal"/>
+      <w:lvlText w:val="%5."/>
+      <w:lvlJc w:val="left"/>
+      <w:pPr>
+        <w:tabs>
+          <w:tab w:val="num" w:pos="3600"/>
+        </w:tabs>
+        <w:ind w:left="3600" w:hanging="360"/>
+      </w:pPr>
+    </w:lvl>
+    <w:lvl w:ilvl="5" w:tentative="1">
+      <w:start w:val="1"/>
+      <w:numFmt w:val="decimal"/>
+      <w:lvlText w:val="%6."/>
+      <w:lvlJc w:val="left"/>
+      <w:pPr>
+        <w:tabs>
+          <w:tab w:val="num" w:pos="4320"/>
+        </w:tabs>
+        <w:ind w:left="4320" w:hanging="360"/>
+      </w:pPr>
+    </w:lvl>
+    <w:lvl w:ilvl="6" w:tentative="1">
+      <w:start w:val="1"/>
+      <w:numFmt w:val="decimal"/>
+      <w:lvlText w:val="%7."/>
+      <w:lvlJc w:val="left"/>
+      <w:pPr>
+        <w:tabs>
+          <w:tab w:val="num" w:pos="5040"/>
+        </w:tabs>
+        <w:ind w:left="5040" w:hanging="360"/>
+      </w:pPr>
+    </w:lvl>
+    <w:lvl w:ilvl="7" w:tentative="1">
+      <w:start w:val="1"/>
+      <w:numFmt w:val="decimal"/>
+      <w:lvlText w:val="%8."/>
+      <w:lvlJc w:val="left"/>
+      <w:pPr>
+        <w:tabs>
+          <w:tab w:val="num" w:pos="5760"/>
+        </w:tabs>
+        <w:ind w:left="5760" w:hanging="360"/>
+      </w:pPr>
+    </w:lvl>
+    <w:lvl w:ilvl="8" w:tentative="1">
+      <w:start w:val="1"/>
+      <w:numFmt w:val="decimal"/>
+      <w:lvlText w:val="%9."/>
+      <w:lvlJc w:val="left"/>
+      <w:pPr>
+        <w:tabs>
+          <w:tab w:val="num" w:pos="6480"/>
+        </w:tabs>
+        <w:ind w:left="6480" w:hanging="360"/>
+      </w:pPr>
+    </w:lvl>
+  </w:abstractNum>
+  <w:abstractNum w:abstractNumId="12" w15:restartNumberingAfterBreak="0">
     <w:nsid w:val="1D1B5A38"/>
     <w:multiLevelType w:val="hybridMultilevel"/>
     <w:tmpl w:val="BD34011E"/>
@@ -12643,7 +13589,7 @@
       </w:rPr>
     </w:lvl>
   </w:abstractNum>
-  <w:abstractNum w:abstractNumId="11" w15:restartNumberingAfterBreak="0">
+  <w:abstractNum w:abstractNumId="13" w15:restartNumberingAfterBreak="0">
     <w:nsid w:val="1D1F6771"/>
     <w:multiLevelType w:val="multilevel"/>
     <w:tmpl w:val="551EE13E"/>
@@ -12792,7 +13738,7 @@
       </w:rPr>
     </w:lvl>
   </w:abstractNum>
-  <w:abstractNum w:abstractNumId="12" w15:restartNumberingAfterBreak="0">
+  <w:abstractNum w:abstractNumId="14" w15:restartNumberingAfterBreak="0">
     <w:nsid w:val="1E5B4A72"/>
     <w:multiLevelType w:val="hybridMultilevel"/>
     <w:tmpl w:val="62746A4C"/>
@@ -12905,7 +13851,7 @@
       </w:rPr>
     </w:lvl>
   </w:abstractNum>
-  <w:abstractNum w:abstractNumId="13" w15:restartNumberingAfterBreak="0">
+  <w:abstractNum w:abstractNumId="15" w15:restartNumberingAfterBreak="0">
     <w:nsid w:val="28922819"/>
     <w:multiLevelType w:val="hybridMultilevel"/>
     <w:tmpl w:val="EFF8B224"/>
@@ -13018,7 +13964,7 @@
       </w:rPr>
     </w:lvl>
   </w:abstractNum>
-  <w:abstractNum w:abstractNumId="14" w15:restartNumberingAfterBreak="0">
+  <w:abstractNum w:abstractNumId="16" w15:restartNumberingAfterBreak="0">
     <w:nsid w:val="374348B7"/>
     <w:multiLevelType w:val="hybridMultilevel"/>
     <w:tmpl w:val="A68A965E"/>
@@ -13131,7 +14077,7 @@
       </w:rPr>
     </w:lvl>
   </w:abstractNum>
-  <w:abstractNum w:abstractNumId="15" w15:restartNumberingAfterBreak="0">
+  <w:abstractNum w:abstractNumId="17" w15:restartNumberingAfterBreak="0">
     <w:nsid w:val="3C8A2DCD"/>
     <w:multiLevelType w:val="hybridMultilevel"/>
     <w:tmpl w:val="BCD2524C"/>
@@ -13244,7 +14190,7 @@
       </w:rPr>
     </w:lvl>
   </w:abstractNum>
-  <w:abstractNum w:abstractNumId="16" w15:restartNumberingAfterBreak="0">
+  <w:abstractNum w:abstractNumId="18" w15:restartNumberingAfterBreak="0">
     <w:nsid w:val="418D0949"/>
     <w:multiLevelType w:val="hybridMultilevel"/>
     <w:tmpl w:val="DB168250"/>
@@ -13357,7 +14303,7 @@
       </w:rPr>
     </w:lvl>
   </w:abstractNum>
-  <w:abstractNum w:abstractNumId="17" w15:restartNumberingAfterBreak="0">
+  <w:abstractNum w:abstractNumId="19" w15:restartNumberingAfterBreak="0">
     <w:nsid w:val="4263089A"/>
     <w:multiLevelType w:val="hybridMultilevel"/>
     <w:tmpl w:val="4A0657F0"/>
@@ -13470,7 +14416,7 @@
       </w:rPr>
     </w:lvl>
   </w:abstractNum>
-  <w:abstractNum w:abstractNumId="18" w15:restartNumberingAfterBreak="0">
+  <w:abstractNum w:abstractNumId="20" w15:restartNumberingAfterBreak="0">
     <w:nsid w:val="488147D1"/>
     <w:multiLevelType w:val="hybridMultilevel"/>
     <w:tmpl w:val="BFA82AF6"/>
@@ -13583,7 +14529,120 @@
       </w:rPr>
     </w:lvl>
   </w:abstractNum>
-  <w:abstractNum w:abstractNumId="19" w15:restartNumberingAfterBreak="0">
+  <w:abstractNum w:abstractNumId="21" w15:restartNumberingAfterBreak="0">
+    <w:nsid w:val="4C232618"/>
+    <w:multiLevelType w:val="multilevel"/>
+    <w:tmpl w:val="44D86F4A"/>
+    <w:lvl w:ilvl="0">
+      <w:start w:val="1"/>
+      <w:numFmt w:val="decimal"/>
+      <w:lvlText w:val="%1."/>
+      <w:lvlJc w:val="left"/>
+      <w:pPr>
+        <w:tabs>
+          <w:tab w:val="num" w:pos="720"/>
+        </w:tabs>
+        <w:ind w:left="720" w:hanging="360"/>
+      </w:pPr>
+    </w:lvl>
+    <w:lvl w:ilvl="1" w:tentative="1">
+      <w:start w:val="1"/>
+      <w:numFmt w:val="decimal"/>
+      <w:lvlText w:val="%2."/>
+      <w:lvlJc w:val="left"/>
+      <w:pPr>
+        <w:tabs>
+          <w:tab w:val="num" w:pos="1440"/>
+        </w:tabs>
+        <w:ind w:left="1440" w:hanging="360"/>
+      </w:pPr>
+    </w:lvl>
+    <w:lvl w:ilvl="2" w:tentative="1">
+      <w:start w:val="1"/>
+      <w:numFmt w:val="decimal"/>
+      <w:lvlText w:val="%3."/>
+      <w:lvlJc w:val="left"/>
+      <w:pPr>
+        <w:tabs>
+          <w:tab w:val="num" w:pos="2160"/>
+        </w:tabs>
+        <w:ind w:left="2160" w:hanging="360"/>
+      </w:pPr>
+    </w:lvl>
+    <w:lvl w:ilvl="3" w:tentative="1">
+      <w:start w:val="1"/>
+      <w:numFmt w:val="decimal"/>
+      <w:lvlText w:val="%4."/>
+      <w:lvlJc w:val="left"/>
+      <w:pPr>
+        <w:tabs>
+          <w:tab w:val="num" w:pos="2880"/>
+        </w:tabs>
+        <w:ind w:left="2880" w:hanging="360"/>
+      </w:pPr>
+    </w:lvl>
+    <w:lvl w:ilvl="4" w:tentative="1">
+      <w:start w:val="1"/>
+      <w:numFmt w:val="decimal"/>
+      <w:lvlText w:val="%5."/>
+      <w:lvlJc w:val="left"/>
+      <w:pPr>
+        <w:tabs>
+          <w:tab w:val="num" w:pos="3600"/>
+        </w:tabs>
+        <w:ind w:left="3600" w:hanging="360"/>
+      </w:pPr>
+    </w:lvl>
+    <w:lvl w:ilvl="5" w:tentative="1">
+      <w:start w:val="1"/>
+      <w:numFmt w:val="decimal"/>
+      <w:lvlText w:val="%6."/>
+      <w:lvlJc w:val="left"/>
+      <w:pPr>
+        <w:tabs>
+          <w:tab w:val="num" w:pos="4320"/>
+        </w:tabs>
+        <w:ind w:left="4320" w:hanging="360"/>
+      </w:pPr>
+    </w:lvl>
+    <w:lvl w:ilvl="6" w:tentative="1">
+      <w:start w:val="1"/>
+      <w:numFmt w:val="decimal"/>
+      <w:lvlText w:val="%7."/>
+      <w:lvlJc w:val="left"/>
+      <w:pPr>
+        <w:tabs>
+          <w:tab w:val="num" w:pos="5040"/>
+        </w:tabs>
+        <w:ind w:left="5040" w:hanging="360"/>
+      </w:pPr>
+    </w:lvl>
+    <w:lvl w:ilvl="7" w:tentative="1">
+      <w:start w:val="1"/>
+      <w:numFmt w:val="decimal"/>
+      <w:lvlText w:val="%8."/>
+      <w:lvlJc w:val="left"/>
+      <w:pPr>
+        <w:tabs>
+          <w:tab w:val="num" w:pos="5760"/>
+        </w:tabs>
+        <w:ind w:left="5760" w:hanging="360"/>
+      </w:pPr>
+    </w:lvl>
+    <w:lvl w:ilvl="8" w:tentative="1">
+      <w:start w:val="1"/>
+      <w:numFmt w:val="decimal"/>
+      <w:lvlText w:val="%9."/>
+      <w:lvlJc w:val="left"/>
+      <w:pPr>
+        <w:tabs>
+          <w:tab w:val="num" w:pos="6480"/>
+        </w:tabs>
+        <w:ind w:left="6480" w:hanging="360"/>
+      </w:pPr>
+    </w:lvl>
+  </w:abstractNum>
+  <w:abstractNum w:abstractNumId="22" w15:restartNumberingAfterBreak="0">
     <w:nsid w:val="4EC4035F"/>
     <w:multiLevelType w:val="hybridMultilevel"/>
     <w:tmpl w:val="21DA0036"/>
@@ -13696,7 +14755,7 @@
       </w:rPr>
     </w:lvl>
   </w:abstractNum>
-  <w:abstractNum w:abstractNumId="20" w15:restartNumberingAfterBreak="0">
+  <w:abstractNum w:abstractNumId="23" w15:restartNumberingAfterBreak="0">
     <w:nsid w:val="589D4B8A"/>
     <w:multiLevelType w:val="hybridMultilevel"/>
     <w:tmpl w:val="7B0A93B8"/>
@@ -13809,7 +14868,7 @@
       </w:rPr>
     </w:lvl>
   </w:abstractNum>
-  <w:abstractNum w:abstractNumId="21" w15:restartNumberingAfterBreak="0">
+  <w:abstractNum w:abstractNumId="24" w15:restartNumberingAfterBreak="0">
     <w:nsid w:val="607D6103"/>
     <w:multiLevelType w:val="hybridMultilevel"/>
     <w:tmpl w:val="0310C7EA"/>
@@ -13922,7 +14981,7 @@
       </w:rPr>
     </w:lvl>
   </w:abstractNum>
-  <w:abstractNum w:abstractNumId="22" w15:restartNumberingAfterBreak="0">
+  <w:abstractNum w:abstractNumId="25" w15:restartNumberingAfterBreak="0">
     <w:nsid w:val="60D513DC"/>
     <w:multiLevelType w:val="hybridMultilevel"/>
     <w:tmpl w:val="0F0A498E"/>
@@ -14035,7 +15094,7 @@
       </w:rPr>
     </w:lvl>
   </w:abstractNum>
-  <w:abstractNum w:abstractNumId="23" w15:restartNumberingAfterBreak="0">
+  <w:abstractNum w:abstractNumId="26" w15:restartNumberingAfterBreak="0">
     <w:nsid w:val="6B7C42C1"/>
     <w:multiLevelType w:val="hybridMultilevel"/>
     <w:tmpl w:val="E3861274"/>
@@ -14121,7 +15180,7 @@
       </w:pPr>
     </w:lvl>
   </w:abstractNum>
-  <w:abstractNum w:abstractNumId="24" w15:restartNumberingAfterBreak="0">
+  <w:abstractNum w:abstractNumId="27" w15:restartNumberingAfterBreak="0">
     <w:nsid w:val="751C7EC4"/>
     <w:multiLevelType w:val="multilevel"/>
     <w:tmpl w:val="FBA8EA46"/>
@@ -14270,7 +15329,7 @@
       </w:rPr>
     </w:lvl>
   </w:abstractNum>
-  <w:abstractNum w:abstractNumId="25" w15:restartNumberingAfterBreak="0">
+  <w:abstractNum w:abstractNumId="28" w15:restartNumberingAfterBreak="0">
     <w:nsid w:val="798A0505"/>
     <w:multiLevelType w:val="multilevel"/>
     <w:tmpl w:val="A3A6C6B0"/>
@@ -14419,7 +15478,7 @@
       </w:rPr>
     </w:lvl>
   </w:abstractNum>
-  <w:abstractNum w:abstractNumId="26" w15:restartNumberingAfterBreak="0">
+  <w:abstractNum w:abstractNumId="29" w15:restartNumberingAfterBreak="0">
     <w:nsid w:val="7E9616B2"/>
     <w:multiLevelType w:val="hybridMultilevel"/>
     <w:tmpl w:val="D054DE52"/>
@@ -14533,88 +15592,97 @@
     </w:lvl>
   </w:abstractNum>
   <w:num w:numId="1" w16cid:durableId="60372687">
-    <w:abstractNumId w:val="23"/>
+    <w:abstractNumId w:val="26"/>
     <w:lvlOverride w:ilvl="0">
       <w:startOverride w:val="1"/>
     </w:lvlOverride>
   </w:num>
   <w:num w:numId="2" w16cid:durableId="2059862508">
+    <w:abstractNumId w:val="6"/>
+  </w:num>
+  <w:num w:numId="3" w16cid:durableId="1296445057">
+    <w:abstractNumId w:val="2"/>
+  </w:num>
+  <w:num w:numId="4" w16cid:durableId="339158900">
+    <w:abstractNumId w:val="29"/>
+  </w:num>
+  <w:num w:numId="5" w16cid:durableId="7953258">
+    <w:abstractNumId w:val="24"/>
+  </w:num>
+  <w:num w:numId="6" w16cid:durableId="1044795541">
+    <w:abstractNumId w:val="19"/>
+  </w:num>
+  <w:num w:numId="7" w16cid:durableId="515850477">
+    <w:abstractNumId w:val="4"/>
+  </w:num>
+  <w:num w:numId="8" w16cid:durableId="1016343806">
+    <w:abstractNumId w:val="23"/>
+  </w:num>
+  <w:num w:numId="9" w16cid:durableId="1958175658">
+    <w:abstractNumId w:val="10"/>
+  </w:num>
+  <w:num w:numId="10" w16cid:durableId="1032926764">
+    <w:abstractNumId w:val="12"/>
+  </w:num>
+  <w:num w:numId="11" w16cid:durableId="356584279">
+    <w:abstractNumId w:val="8"/>
+  </w:num>
+  <w:num w:numId="12" w16cid:durableId="948052286">
+    <w:abstractNumId w:val="7"/>
+  </w:num>
+  <w:num w:numId="13" w16cid:durableId="192378487">
+    <w:abstractNumId w:val="20"/>
+  </w:num>
+  <w:num w:numId="14" w16cid:durableId="615255313">
     <w:abstractNumId w:val="5"/>
   </w:num>
-  <w:num w:numId="3" w16cid:durableId="1296445057">
+  <w:num w:numId="15" w16cid:durableId="706492877">
+    <w:abstractNumId w:val="3"/>
+  </w:num>
+  <w:num w:numId="16" w16cid:durableId="777792296">
+    <w:abstractNumId w:val="25"/>
+  </w:num>
+  <w:num w:numId="17" w16cid:durableId="992366215">
+    <w:abstractNumId w:val="14"/>
+  </w:num>
+  <w:num w:numId="18" w16cid:durableId="1989432144">
+    <w:abstractNumId w:val="22"/>
+  </w:num>
+  <w:num w:numId="19" w16cid:durableId="477042021">
+    <w:abstractNumId w:val="16"/>
+  </w:num>
+  <w:num w:numId="20" w16cid:durableId="366757134">
+    <w:abstractNumId w:val="18"/>
+  </w:num>
+  <w:num w:numId="21" w16cid:durableId="232854045">
+    <w:abstractNumId w:val="17"/>
+  </w:num>
+  <w:num w:numId="22" w16cid:durableId="1272661134">
+    <w:abstractNumId w:val="13"/>
+  </w:num>
+  <w:num w:numId="23" w16cid:durableId="351031949">
+    <w:abstractNumId w:val="27"/>
+  </w:num>
+  <w:num w:numId="24" w16cid:durableId="1183662617">
     <w:abstractNumId w:val="1"/>
   </w:num>
-  <w:num w:numId="4" w16cid:durableId="339158900">
-    <w:abstractNumId w:val="26"/>
+  <w:num w:numId="25" w16cid:durableId="2000843578">
+    <w:abstractNumId w:val="28"/>
   </w:num>
-  <w:num w:numId="5" w16cid:durableId="7953258">
+  <w:num w:numId="26" w16cid:durableId="1256480112">
+    <w:abstractNumId w:val="9"/>
+  </w:num>
+  <w:num w:numId="27" w16cid:durableId="1038162182">
+    <w:abstractNumId w:val="15"/>
+  </w:num>
+  <w:num w:numId="28" w16cid:durableId="1758363346">
     <w:abstractNumId w:val="21"/>
   </w:num>
-  <w:num w:numId="6" w16cid:durableId="1044795541">
-    <w:abstractNumId w:val="17"/>
-  </w:num>
-  <w:num w:numId="7" w16cid:durableId="515850477">
-    <w:abstractNumId w:val="3"/>
-  </w:num>
-  <w:num w:numId="8" w16cid:durableId="1016343806">
-    <w:abstractNumId w:val="20"/>
-  </w:num>
-  <w:num w:numId="9" w16cid:durableId="1958175658">
-    <w:abstractNumId w:val="9"/>
-  </w:num>
-  <w:num w:numId="10" w16cid:durableId="1032926764">
-    <w:abstractNumId w:val="10"/>
-  </w:num>
-  <w:num w:numId="11" w16cid:durableId="356584279">
-    <w:abstractNumId w:val="7"/>
-  </w:num>
-  <w:num w:numId="12" w16cid:durableId="948052286">
-    <w:abstractNumId w:val="6"/>
-  </w:num>
-  <w:num w:numId="13" w16cid:durableId="192378487">
-    <w:abstractNumId w:val="18"/>
-  </w:num>
-  <w:num w:numId="14" w16cid:durableId="615255313">
-    <w:abstractNumId w:val="4"/>
-  </w:num>
-  <w:num w:numId="15" w16cid:durableId="706492877">
-    <w:abstractNumId w:val="2"/>
-  </w:num>
-  <w:num w:numId="16" w16cid:durableId="777792296">
-    <w:abstractNumId w:val="22"/>
-  </w:num>
-  <w:num w:numId="17" w16cid:durableId="992366215">
-    <w:abstractNumId w:val="12"/>
-  </w:num>
-  <w:num w:numId="18" w16cid:durableId="1989432144">
-    <w:abstractNumId w:val="19"/>
-  </w:num>
-  <w:num w:numId="19" w16cid:durableId="477042021">
-    <w:abstractNumId w:val="14"/>
-  </w:num>
-  <w:num w:numId="20" w16cid:durableId="366757134">
-    <w:abstractNumId w:val="16"/>
-  </w:num>
-  <w:num w:numId="21" w16cid:durableId="232854045">
-    <w:abstractNumId w:val="15"/>
-  </w:num>
-  <w:num w:numId="22" w16cid:durableId="1272661134">
+  <w:num w:numId="29" w16cid:durableId="1135373836">
     <w:abstractNumId w:val="11"/>
   </w:num>
-  <w:num w:numId="23" w16cid:durableId="351031949">
-    <w:abstractNumId w:val="24"/>
-  </w:num>
-  <w:num w:numId="24" w16cid:durableId="1183662617">
+  <w:num w:numId="30" w16cid:durableId="1104620007">
     <w:abstractNumId w:val="0"/>
-  </w:num>
-  <w:num w:numId="25" w16cid:durableId="2000843578">
-    <w:abstractNumId w:val="25"/>
-  </w:num>
-  <w:num w:numId="26" w16cid:durableId="1256480112">
-    <w:abstractNumId w:val="8"/>
-  </w:num>
-  <w:num w:numId="27" w16cid:durableId="1038162182">
-    <w:abstractNumId w:val="13"/>
   </w:num>
 </w:numbering>
 </file>
@@ -15203,7 +16271,6 @@
   <w:style w:type="character" w:default="1" w:styleId="DefaultParagraphFont">
     <w:name w:val="Default Paragraph Font"/>
     <w:uiPriority w:val="1"/>
-    <w:semiHidden/>
     <w:unhideWhenUsed/>
   </w:style>
   <w:style w:type="table" w:default="1" w:styleId="TableNormal">
@@ -15965,6 +17032,18 @@
 </a:theme>
 </file>
 
+<file path=customXml/item1.xml><?xml version="1.0" encoding="utf-8"?>
+<b:Sources xmlns:b="http://schemas.openxmlformats.org/officeDocument/2006/bibliography" xmlns="http://schemas.openxmlformats.org/officeDocument/2006/bibliography" SelectedStyle="\APASixthEditionOfficeOnline.xsl" StyleName="APA" Version="6"/>
+</file>
+
+<file path=customXml/itemProps1.xml><?xml version="1.0" encoding="utf-8"?>
+<ds:datastoreItem xmlns:ds="http://schemas.openxmlformats.org/officeDocument/2006/customXml" ds:itemID="{8C879B43-51B2-4A95-8AC9-07AF56F90116}">
+  <ds:schemaRefs>
+    <ds:schemaRef ds:uri="http://schemas.openxmlformats.org/officeDocument/2006/bibliography"/>
+  </ds:schemaRefs>
+</ds:datastoreItem>
+</file>
+
 <file path=docMetadata/LabelInfo.xml><?xml version="1.0" encoding="utf-8"?>
 <clbl:labelList xmlns:clbl="http://schemas.microsoft.com/office/2020/mipLabelMetadata">
   <clbl:label id="{8c0fd9d9-30b4-46b7-8b7b-c1b67ed693a5}" enabled="1" method="Standard" siteId="{3aa4a235-b6e2-48d5-9195-7fcf05b459b0}" removed="0"/>
